--- a/docs/content/wrangling/wrangling_activity.docx
+++ b/docs/content/wrangling/wrangling_activity.docx
@@ -3869,13 +3869,488 @@
     </w:p>
     <w:bookmarkEnd w:id="25"/>
     <w:bookmarkEnd w:id="26"/>
-    <w:bookmarkStart w:id="28" w:name="getting-unstuck"/>
+    <w:bookmarkStart w:id="33" w:name="extension-out-of-class-3040-min"/>
     <w:p>
       <w:pPr>
         <w:pStyle w:val="Heading1"/>
       </w:pPr>
       <w:r>
-        <w:t xml:space="preserve">Getting unstuck</w:t>
+        <w:t xml:space="preserve">Extension — out of class (~30–40 min)</w:t>
+      </w:r>
+    </w:p>
+    <w:p>
+      <w:pPr>
+        <w:pStyle w:val="FirstParagraph"/>
+      </w:pPr>
+      <w:r>
+        <w:rPr>
+          <w:i/>
+          <w:iCs/>
+        </w:rPr>
+        <w:t xml:space="preserve">Turn this in with your worksheet. In class you split leaves into two groups at</w:t>
+      </w:r>
+      <w:r>
+        <w:rPr>
+          <w:i/>
+          <w:iCs/>
+        </w:rPr>
+        <w:t xml:space="preserve"> </w:t>
+      </w:r>
+      <w:r>
+        <w:rPr>
+          <w:i/>
+          <w:iCs/>
+        </w:rPr>
+        <w:t xml:space="preserve">a fixed weight. Now you build</w:t>
+      </w:r>
+      <w:r>
+        <w:rPr>
+          <w:i/>
+          <w:iCs/>
+        </w:rPr>
+        <w:t xml:space="preserve"> </w:t>
+      </w:r>
+      <w:r>
+        <w:rPr>
+          <w:b/>
+          <w:bCs/>
+          <w:i/>
+          <w:iCs/>
+        </w:rPr>
+        <w:t xml:space="preserve">three</w:t>
+      </w:r>
+      <w:r>
+        <w:rPr>
+          <w:i/>
+          <w:iCs/>
+        </w:rPr>
+        <w:t xml:space="preserve"> </w:t>
+      </w:r>
+      <w:r>
+        <w:rPr>
+          <w:i/>
+          <w:iCs/>
+        </w:rPr>
+        <w:t xml:space="preserve">categories with cutoffs</w:t>
+      </w:r>
+      <w:r>
+        <w:rPr>
+          <w:i/>
+          <w:iCs/>
+        </w:rPr>
+        <w:t xml:space="preserve"> </w:t>
+      </w:r>
+      <w:r>
+        <w:rPr>
+          <w:b/>
+          <w:bCs/>
+          <w:i/>
+          <w:iCs/>
+        </w:rPr>
+        <w:t xml:space="preserve">you</w:t>
+      </w:r>
+      <w:r>
+        <w:rPr>
+          <w:i/>
+          <w:iCs/>
+        </w:rPr>
+        <w:t xml:space="preserve"> </w:t>
+      </w:r>
+      <w:r>
+        <w:rPr>
+          <w:i/>
+          <w:iCs/>
+        </w:rPr>
+        <w:t xml:space="preserve">pick.</w:t>
+      </w:r>
+    </w:p>
+    <w:tbl>
+      <w:tblPr>
+        <w:tblStyle w:val="Table"/>
+        <w:tblLook w:firstRow="0" w:lastRow="0" w:firstColumn="0" w:lastColumn="0" w:noHBand="0" w:noVBand="0" w:val="0000"/>
+        <w:tblBorders>
+          <w:top w:val="single" w:sz="4" w:space="0" w:color="CC1914"/>
+          <w:left w:val="single" w:sz="24" w:space="0" w:color="CC1914"/>
+          <w:bottom w:val="single" w:sz="4" w:space="0" w:color="CC1914"/>
+          <w:right w:val="single" w:sz="4" w:space="0" w:color="CC1914"/>
+        </w:tblBorders>
+        <w:tblCellMar>
+          <w:left w:w="144" w:type="dxa"/>
+          <w:right w:w="144" w:type="dxa"/>
+        </w:tblCellMar>
+        <w:tblLook w:firstRow="0" w:lastRow="0" w:firstColumn="0" w:lastColumn="0" w:noHBand="0" w:noVBand="0" w:val="0000"/>
+      </w:tblPr>
+      <w:tr>
+        <w:trPr>
+          <w:cantSplit/>
+        </w:trPr>
+        <w:tc>
+          <w:tcPr>
+            <w:shd w:color="auto" w:fill="f7dddc" w:val="clear"/>
+            <w:tcMar>
+              <w:top w:w="92" w:type="dxa"/>
+              <w:bottom w:w="92" w:type="dxa"/>
+            </w:tcMar>
+          </w:tcPr>
+          <w:p>
+            <w:pPr>
+              <w:pStyle w:val="BodyText"/>
+            </w:pPr>
+            <w:pPr>
+              <w:spacing w:before="0" w:after="0"/>
+              <w:textAlignment w:val="center"/>
+            </w:pPr>
+            <w:r>
+              <w:drawing>
+                <wp:inline>
+                  <wp:extent cx="152400" cy="152400"/>
+                  <wp:effectExtent b="0" l="0" r="0" t="0"/>
+                  <wp:docPr descr="" title="" id="28" name="Picture"/>
+                  <a:graphic>
+                    <a:graphicData uri="http://schemas.openxmlformats.org/drawingml/2006/picture">
+                      <pic:pic>
+                        <pic:nvPicPr>
+                          <pic:cNvPr descr="/Applications/Positron.app/Contents/Resources/app/quarto/share/formats/docx/important.png" id="29" name="Picture"/>
+                          <pic:cNvPicPr>
+                            <a:picLocks noChangeArrowheads="1" noChangeAspect="1"/>
+                          </pic:cNvPicPr>
+                        </pic:nvPicPr>
+                        <pic:blipFill>
+                          <a:blip r:embed="rId27"/>
+                          <a:stretch>
+                            <a:fillRect/>
+                          </a:stretch>
+                        </pic:blipFill>
+                        <pic:spPr bwMode="auto">
+                          <a:xfrm>
+                            <a:off x="0" y="0"/>
+                            <a:ext cx="152400" cy="152400"/>
+                          </a:xfrm>
+                          <a:prstGeom prst="rect">
+                            <a:avLst/>
+                          </a:prstGeom>
+                          <a:noFill/>
+                          <a:ln w="9525">
+                            <a:noFill/>
+                            <a:headEnd/>
+                            <a:tailEnd/>
+                          </a:ln>
+                        </pic:spPr>
+                      </pic:pic>
+                    </a:graphicData>
+                  </a:graphic>
+                </wp:inline>
+              </w:drawing>
+            </w:r>
+            <w:r>
+              <w:t xml:space="preserve"> </w:t>
+            </w:r>
+            <w:r>
+              <w:t xml:space="preserve"> </w:t>
+            </w:r>
+            <w:r>
+              <w:t xml:space="preserve">Important</w:t>
+            </w:r>
+          </w:p>
+        </w:tc>
+      </w:tr>
+      <w:tr>
+        <w:trPr>
+          <w:cantSplit/>
+        </w:trPr>
+        <w:tc>
+          <w:tcPr>
+            <w:tcMar>
+              <w:top w:w="108" w:type="dxa"/>
+              <w:bottom w:w="108" w:type="dxa"/>
+            </w:tcMar>
+          </w:tcPr>
+          <w:p>
+            <w:pPr>
+              <w:pStyle w:val="BodyText"/>
+            </w:pPr>
+            <w:pPr>
+              <w:spacing w:before="16" w:after="16"/>
+            </w:pPr>
+            <w:r>
+              <w:rPr>
+                <w:b/>
+                <w:bCs/>
+              </w:rPr>
+              <w:t xml:space="preserve">E2 and E3 must be handwritten</w:t>
+            </w:r>
+            <w:r>
+              <w:t xml:space="preserve"> </w:t>
+            </w:r>
+            <w:r>
+              <w:t xml:space="preserve">on paper, photographed, and embedded</w:t>
+            </w:r>
+            <w:r>
+              <w:t xml:space="preserve"> </w:t>
+            </w:r>
+            <w:r>
+              <w:t xml:space="preserve">(</w:t>
+            </w:r>
+            <w:r>
+              <w:rPr>
+                <w:rStyle w:val="VerbatimChar"/>
+              </w:rPr>
+              <w:t xml:space="preserve">![caption](my_photo.jpg)</w:t>
+            </w:r>
+            <w:r>
+              <w:t xml:space="preserve">). Typed answers to E2/E3 get</w:t>
+            </w:r>
+            <w:r>
+              <w:t xml:space="preserve"> </w:t>
+            </w:r>
+            <w:r>
+              <w:rPr>
+                <w:b/>
+                <w:bCs/>
+              </w:rPr>
+              <w:t xml:space="preserve">at most half credit,</w:t>
+            </w:r>
+            <w:r>
+              <w:rPr>
+                <w:b/>
+                <w:bCs/>
+              </w:rPr>
+              <w:t xml:space="preserve"> </w:t>
+            </w:r>
+            <w:r>
+              <w:rPr>
+                <w:b/>
+                <w:bCs/>
+              </w:rPr>
+              <w:t xml:space="preserve">even if correct</w:t>
+            </w:r>
+            <w:r>
+              <w:t xml:space="preserve"> </w:t>
+            </w:r>
+            <w:r>
+              <w:t xml:space="preserve">— I want your own prediction and reasoning about</w:t>
+            </w:r>
+            <w:r>
+              <w:t xml:space="preserve"> </w:t>
+            </w:r>
+            <w:r>
+              <w:rPr>
+                <w:i/>
+                <w:iCs/>
+              </w:rPr>
+              <w:t xml:space="preserve">your own</w:t>
+            </w:r>
+            <w:r>
+              <w:t xml:space="preserve"> </w:t>
+            </w:r>
+            <w:r>
+              <w:t xml:space="preserve">counts.</w:t>
+            </w:r>
+          </w:p>
+          <w:p/>
+        </w:tc>
+      </w:tr>
+    </w:tbl>
+    <w:bookmarkStart w:id="30" w:name="e1-three-size-categories-4-pts"/>
+    <w:p>
+      <w:pPr>
+        <w:pStyle w:val="Heading2"/>
+      </w:pPr>
+      <w:r>
+        <w:t xml:space="preserve">E1 · Three size categories (4 pts)</w:t>
+      </w:r>
+    </w:p>
+    <w:p>
+      <w:pPr>
+        <w:pStyle w:val="FirstParagraph"/>
+      </w:pPr>
+      <w:r>
+        <w:t xml:space="preserve">Use</w:t>
+      </w:r>
+      <w:r>
+        <w:t xml:space="preserve"> </w:t>
+      </w:r>
+      <w:r>
+        <w:rPr>
+          <w:rStyle w:val="VerbatimChar"/>
+        </w:rPr>
+        <w:t xml:space="preserve">mutate()</w:t>
+      </w:r>
+      <w:r>
+        <w:t xml:space="preserve"> </w:t>
+      </w:r>
+      <w:r>
+        <w:t xml:space="preserve">with</w:t>
+      </w:r>
+      <w:r>
+        <w:t xml:space="preserve"> </w:t>
+      </w:r>
+      <w:r>
+        <w:rPr>
+          <w:rStyle w:val="VerbatimChar"/>
+        </w:rPr>
+        <w:t xml:space="preserve">case_when()</w:t>
+      </w:r>
+      <w:r>
+        <w:t xml:space="preserve"> </w:t>
+      </w:r>
+      <w:r>
+        <w:t xml:space="preserve">to sort every leaf into</w:t>
+      </w:r>
+      <w:r>
+        <w:t xml:space="preserve"> </w:t>
+      </w:r>
+      <w:r>
+        <w:rPr>
+          <w:rStyle w:val="VerbatimChar"/>
+        </w:rPr>
+        <w:t xml:space="preserve">"small"</w:t>
+      </w:r>
+      <w:r>
+        <w:t xml:space="preserve">,</w:t>
+      </w:r>
+      <w:r>
+        <w:t xml:space="preserve"> </w:t>
+      </w:r>
+      <w:r>
+        <w:rPr>
+          <w:rStyle w:val="VerbatimChar"/>
+        </w:rPr>
+        <w:t xml:space="preserve">"medium"</w:t>
+      </w:r>
+      <w:r>
+        <w:t xml:space="preserve">,</w:t>
+      </w:r>
+      <w:r>
+        <w:t xml:space="preserve"> </w:t>
+      </w:r>
+      <w:r>
+        <w:rPr>
+          <w:rStyle w:val="VerbatimChar"/>
+        </w:rPr>
+        <w:t xml:space="preserve">"large"</w:t>
+      </w:r>
+      <w:r>
+        <w:t xml:space="preserve"> </w:t>
+      </w:r>
+      <w:r>
+        <w:t xml:space="preserve">based on</w:t>
+      </w:r>
+      <w:r>
+        <w:t xml:space="preserve"> </w:t>
+      </w:r>
+      <w:r>
+        <w:rPr>
+          <w:rStyle w:val="VerbatimChar"/>
+        </w:rPr>
+        <w:t xml:space="preserve">weight_g</w:t>
+      </w:r>
+      <w:r>
+        <w:t xml:space="preserve">.</w:t>
+      </w:r>
+      <w:r>
+        <w:t xml:space="preserve"> </w:t>
+      </w:r>
+      <w:r>
+        <w:rPr>
+          <w:b/>
+          <w:bCs/>
+        </w:rPr>
+        <w:t xml:space="preserve">You pick the two cutoff weights</w:t>
+      </w:r>
+      <w:r>
+        <w:t xml:space="preserve"> </w:t>
+      </w:r>
+      <w:r>
+        <w:t xml:space="preserve">— look at the</w:t>
+      </w:r>
+      <w:r>
+        <w:t xml:space="preserve"> </w:t>
+      </w:r>
+      <w:r>
+        <w:t xml:space="preserve">data first (</w:t>
+      </w:r>
+      <w:r>
+        <w:rPr>
+          <w:rStyle w:val="VerbatimChar"/>
+        </w:rPr>
+        <w:t xml:space="preserve">summary(tree_df$weight_g)</w:t>
+      </w:r>
+      <w:r>
+        <w:t xml:space="preserve">) so they are reasonable, not 0 and Inf.</w:t>
+      </w:r>
+    </w:p>
+    <w:p>
+      <w:pPr>
+        <w:pStyle w:val="BodyText"/>
+      </w:pPr>
+      <w:r>
+        <w:t xml:space="preserve">State your two cutoffs, then show</w:t>
+      </w:r>
+      <w:r>
+        <w:t xml:space="preserve"> </w:t>
+      </w:r>
+      <w:r>
+        <w:rPr>
+          <w:rStyle w:val="VerbatimChar"/>
+        </w:rPr>
+        <w:t xml:space="preserve">count(side, size_category)</w:t>
+      </w:r>
+      <w:r>
+        <w:t xml:space="preserve"> </w:t>
+      </w:r>
+      <w:r>
+        <w:t xml:space="preserve">— how many leaves</w:t>
+      </w:r>
+      <w:r>
+        <w:t xml:space="preserve"> </w:t>
+      </w:r>
+      <w:r>
+        <w:t xml:space="preserve">land in each category on each side.</w:t>
+      </w:r>
+    </w:p>
+    <w:bookmarkEnd w:id="30"/>
+    <w:bookmarkStart w:id="31" w:name="e2-predict-then-check-by-hand-3-pts"/>
+    <w:p>
+      <w:pPr>
+        <w:pStyle w:val="Heading2"/>
+      </w:pPr>
+      <w:r>
+        <w:t xml:space="preserve">E2 · Predict, then check — ✍️ by hand (3 pts)</w:t>
+      </w:r>
+    </w:p>
+    <w:p>
+      <w:pPr>
+        <w:pStyle w:val="FirstParagraph"/>
+      </w:pPr>
+      <w:r>
+        <w:rPr>
+          <w:b/>
+          <w:bCs/>
+        </w:rPr>
+        <w:t xml:space="preserve">Before running the</w:t>
+      </w:r>
+      <w:r>
+        <w:rPr>
+          <w:b/>
+          <w:bCs/>
+        </w:rPr>
+        <w:t xml:space="preserve"> </w:t>
+      </w:r>
+      <w:r>
+        <w:rPr>
+          <w:rStyle w:val="VerbatimChar"/>
+          <w:b/>
+          <w:bCs/>
+        </w:rPr>
+        <w:t xml:space="preserve">count()</w:t>
+      </w:r>
+      <w:r>
+        <w:rPr>
+          <w:b/>
+          <w:bCs/>
+        </w:rPr>
+        <w:t xml:space="preserve">:</w:t>
       </w:r>
     </w:p>
     <w:p>
@@ -3887,17 +4362,7 @@
         </w:numPr>
       </w:pPr>
       <w:r>
-        <w:rPr>
-          <w:b/>
-          <w:bCs/>
-        </w:rPr>
-        <w:t xml:space="preserve">Read the error message out loud.</w:t>
-      </w:r>
-      <w:r>
-        <w:t xml:space="preserve"> </w:t>
-      </w:r>
-      <w:r>
-        <w:t xml:space="preserve">R usually names the line and the problem.</w:t>
+        <w:t xml:space="preserve">Which size category do you expect to hold the most leaves overall, and why?</w:t>
       </w:r>
     </w:p>
     <w:p>
@@ -3909,44 +4374,73 @@
         </w:numPr>
       </w:pPr>
       <w:r>
-        <w:rPr>
-          <w:b/>
-          <w:bCs/>
-        </w:rPr>
-        <w:t xml:space="preserve">Check the usual suspects:</w:t>
-      </w:r>
-      <w:r>
-        <w:t xml:space="preserve"> </w:t>
-      </w:r>
-      <w:r>
-        <w:t xml:space="preserve">Did you load</w:t>
-      </w:r>
-      <w:r>
-        <w:t xml:space="preserve"> </w:t>
-      </w:r>
-      <w:r>
-        <w:rPr>
-          <w:rStyle w:val="VerbatimChar"/>
-        </w:rPr>
-        <w:t xml:space="preserve">library(readxl)</w:t>
-      </w:r>
-      <w:r>
-        <w:t xml:space="preserve"> </w:t>
-      </w:r>
-      <w:r>
-        <w:t xml:space="preserve">and</w:t>
-      </w:r>
-      <w:r>
-        <w:t xml:space="preserve"> </w:t>
-      </w:r>
-      <w:r>
-        <w:rPr>
-          <w:rStyle w:val="VerbatimChar"/>
-        </w:rPr>
-        <w:t xml:space="preserve">library(tidyverse)</w:t>
-      </w:r>
-      <w:r>
-        <w:t xml:space="preserve">?</w:t>
+        <w:t xml:space="preserve">Do you expect</w:t>
+      </w:r>
+      <w:r>
+        <w:t xml:space="preserve"> </w:t>
+      </w:r>
+      <w:r>
+        <w:rPr>
+          <w:rStyle w:val="VerbatimChar"/>
+        </w:rPr>
+        <w:t xml:space="preserve">sunny</w:t>
+      </w:r>
+      <w:r>
+        <w:t xml:space="preserve"> </w:t>
+      </w:r>
+      <w:r>
+        <w:t xml:space="preserve">or</w:t>
+      </w:r>
+      <w:r>
+        <w:t xml:space="preserve"> </w:t>
+      </w:r>
+      <w:r>
+        <w:rPr>
+          <w:rStyle w:val="VerbatimChar"/>
+        </w:rPr>
+        <w:t xml:space="preserve">shady</w:t>
+      </w:r>
+      <w:r>
+        <w:t xml:space="preserve"> </w:t>
+      </w:r>
+      <w:r>
+        <w:t xml:space="preserve">leaves to skew toward</w:t>
+      </w:r>
+      <w:r>
+        <w:t xml:space="preserve"> </w:t>
+      </w:r>
+      <w:r>
+        <w:rPr>
+          <w:rStyle w:val="VerbatimChar"/>
+        </w:rPr>
+        <w:t xml:space="preserve">"large"</w:t>
+      </w:r>
+      <w:r>
+        <w:t xml:space="preserve">? One reason.</w:t>
+      </w:r>
+    </w:p>
+    <w:p>
+      <w:pPr>
+        <w:pStyle w:val="FirstParagraph"/>
+      </w:pPr>
+      <w:r>
+        <w:t xml:space="preserve">Then run it and, by hand, write whether you were right and — if not — your best</w:t>
+      </w:r>
+      <w:r>
+        <w:t xml:space="preserve"> </w:t>
+      </w:r>
+      <w:r>
+        <w:t xml:space="preserve">guess for why the data came out that way.</w:t>
+      </w:r>
+    </w:p>
+    <w:bookmarkEnd w:id="31"/>
+    <w:bookmarkStart w:id="32" w:name="X3187816a82502c366784084402f3b6a817b8621"/>
+    <w:p>
+      <w:pPr>
+        <w:pStyle w:val="Heading2"/>
+      </w:pPr>
+      <w:r>
+        <w:t xml:space="preserve">E3 · Explain it — ✍️ by hand, with YOUR counts (3 pts)</w:t>
       </w:r>
     </w:p>
     <w:p>
@@ -3954,76 +4448,17 @@
         <w:pStyle w:val="Compact"/>
         <w:numPr>
           <w:ilvl w:val="0"/>
-          <w:numId w:val="1010"/>
+          <w:numId w:val="1011"/>
         </w:numPr>
       </w:pPr>
       <w:r>
-        <w:rPr>
-          <w:b/>
-          <w:bCs/>
-        </w:rPr>
-        <w:t xml:space="preserve">Spelling?</w:t>
-      </w:r>
-      <w:r>
-        <w:t xml:space="preserve"> </w:t>
-      </w:r>
-      <w:r>
-        <w:t xml:space="preserve">R is</w:t>
-      </w:r>
-      <w:r>
-        <w:t xml:space="preserve"> </w:t>
-      </w:r>
-      <w:r>
-        <w:rPr>
-          <w:b/>
-          <w:bCs/>
-        </w:rPr>
-        <w:t xml:space="preserve">case-sensitive</w:t>
-      </w:r>
-      <w:r>
-        <w:t xml:space="preserve"> </w:t>
-      </w:r>
-      <w:r>
-        <w:t xml:space="preserve">—</w:t>
-      </w:r>
-      <w:r>
-        <w:t xml:space="preserve"> </w:t>
-      </w:r>
-      <w:r>
-        <w:rPr>
-          <w:rStyle w:val="VerbatimChar"/>
-        </w:rPr>
-        <w:t xml:space="preserve">"Sunny"</w:t>
-      </w:r>
-      <w:r>
-        <w:t xml:space="preserve"> </w:t>
-      </w:r>
-      <w:r>
-        <w:t xml:space="preserve">≠</w:t>
-      </w:r>
-      <w:r>
-        <w:t xml:space="preserve"> </w:t>
-      </w:r>
-      <w:r>
-        <w:rPr>
-          <w:rStyle w:val="VerbatimChar"/>
-        </w:rPr>
-        <w:t xml:space="preserve">"sunny"</w:t>
-      </w:r>
-      <w:r>
-        <w:t xml:space="preserve">. Check with</w:t>
-      </w:r>
-      <w:r>
-        <w:t xml:space="preserve"> </w:t>
-      </w:r>
-      <w:r>
-        <w:rPr>
-          <w:rStyle w:val="VerbatimChar"/>
-        </w:rPr>
-        <w:t xml:space="preserve">names(tree_df)</w:t>
-      </w:r>
-      <w:r>
-        <w:t xml:space="preserve">.</w:t>
+        <w:t xml:space="preserve">In plain language, what did your cutoff choices do to the data — why would</w:t>
+      </w:r>
+      <w:r>
+        <w:t xml:space="preserve"> </w:t>
+      </w:r>
+      <w:r>
+        <w:t xml:space="preserve">different cutoffs have changed your counts? Use your actual numbers.</w:t>
       </w:r>
     </w:p>
     <w:p>
@@ -4031,51 +4466,75 @@
         <w:pStyle w:val="Compact"/>
         <w:numPr>
           <w:ilvl w:val="0"/>
-          <w:numId w:val="1010"/>
+          <w:numId w:val="1011"/>
         </w:numPr>
       </w:pPr>
       <w:r>
         <w:rPr>
-          <w:b/>
-          <w:bCs/>
-        </w:rPr>
-        <w:t xml:space="preserve">File not found?</w:t>
-      </w:r>
-      <w:r>
-        <w:t xml:space="preserve"> </w:t>
-      </w:r>
-      <w:r>
-        <w:t xml:space="preserve">Check with</w:t>
-      </w:r>
-      <w:r>
-        <w:t xml:space="preserve"> </w:t>
-      </w:r>
-      <w:r>
-        <w:rPr>
-          <w:rStyle w:val="VerbatimChar"/>
-        </w:rPr>
-        <w:t xml:space="preserve">getwd()</w:t>
-      </w:r>
-      <w:r>
-        <w:t xml:space="preserve"> </w:t>
-      </w:r>
-      <w:r>
-        <w:t xml:space="preserve">and confirm the</w:t>
-      </w:r>
-      <w:r>
-        <w:t xml:space="preserve"> </w:t>
-      </w:r>
-      <w:r>
-        <w:rPr>
-          <w:rStyle w:val="VerbatimChar"/>
-        </w:rPr>
-        <w:t xml:space="preserve">data/</w:t>
-      </w:r>
-      <w:r>
-        <w:t xml:space="preserve"> </w:t>
-      </w:r>
-      <w:r>
-        <w:t xml:space="preserve">folder is inside your project.</w:t>
+          <w:rStyle w:val="VerbatimChar"/>
+        </w:rPr>
+        <w:t xml:space="preserve">case_when()</w:t>
+      </w:r>
+      <w:r>
+        <w:t xml:space="preserve"> </w:t>
+      </w:r>
+      <w:r>
+        <w:t xml:space="preserve">and</w:t>
+      </w:r>
+      <w:r>
+        <w:t xml:space="preserve"> </w:t>
+      </w:r>
+      <w:r>
+        <w:rPr>
+          <w:rStyle w:val="VerbatimChar"/>
+        </w:rPr>
+        <w:t xml:space="preserve">filter()</w:t>
+      </w:r>
+      <w:r>
+        <w:t xml:space="preserve"> </w:t>
+      </w:r>
+      <w:r>
+        <w:t xml:space="preserve">can both split data into groups. In your own</w:t>
+      </w:r>
+      <w:r>
+        <w:t xml:space="preserve"> </w:t>
+      </w:r>
+      <w:r>
+        <w:t xml:space="preserve">words, what is the actual difference in what each one</w:t>
+      </w:r>
+      <w:r>
+        <w:t xml:space="preserve"> </w:t>
+      </w:r>
+      <w:r>
+        <w:rPr>
+          <w:i/>
+          <w:iCs/>
+        </w:rPr>
+        <w:t xml:space="preserve">does</w:t>
+      </w:r>
+      <w:r>
+        <w:t xml:space="preserve"> </w:t>
+      </w:r>
+      <w:r>
+        <w:t xml:space="preserve">to the dataset?</w:t>
+      </w:r>
+    </w:p>
+    <w:p>
+      <w:r>
+        <w:pict>
+          <v:rect style="width:0;height:1.5pt" o:hralign="center" o:hrstd="t" o:hr="t"/>
+        </w:pict>
+      </w:r>
+    </w:p>
+    <w:bookmarkEnd w:id="32"/>
+    <w:bookmarkEnd w:id="33"/>
+    <w:bookmarkStart w:id="35" w:name="getting-unstuck"/>
+    <w:p>
+      <w:pPr>
+        <w:pStyle w:val="Heading1"/>
+      </w:pPr>
+      <w:r>
+        <w:t xml:space="preserve">Getting unstuck</w:t>
       </w:r>
     </w:p>
     <w:p>
@@ -4083,7 +4542,7 @@
         <w:pStyle w:val="Compact"/>
         <w:numPr>
           <w:ilvl w:val="0"/>
-          <w:numId w:val="1010"/>
+          <w:numId w:val="1012"/>
         </w:numPr>
       </w:pPr>
       <w:r>
@@ -4091,6 +4550,206 @@
           <w:b/>
           <w:bCs/>
         </w:rPr>
+        <w:t xml:space="preserve">Read the error message out loud.</w:t>
+      </w:r>
+      <w:r>
+        <w:t xml:space="preserve"> </w:t>
+      </w:r>
+      <w:r>
+        <w:t xml:space="preserve">R usually names the line and the problem.</w:t>
+      </w:r>
+    </w:p>
+    <w:p>
+      <w:pPr>
+        <w:pStyle w:val="Compact"/>
+        <w:numPr>
+          <w:ilvl w:val="0"/>
+          <w:numId w:val="1012"/>
+        </w:numPr>
+      </w:pPr>
+      <w:r>
+        <w:rPr>
+          <w:b/>
+          <w:bCs/>
+        </w:rPr>
+        <w:t xml:space="preserve">Check the usual suspects:</w:t>
+      </w:r>
+      <w:r>
+        <w:t xml:space="preserve"> </w:t>
+      </w:r>
+      <w:r>
+        <w:t xml:space="preserve">Did you load</w:t>
+      </w:r>
+      <w:r>
+        <w:t xml:space="preserve"> </w:t>
+      </w:r>
+      <w:r>
+        <w:rPr>
+          <w:rStyle w:val="VerbatimChar"/>
+        </w:rPr>
+        <w:t xml:space="preserve">library(readxl)</w:t>
+      </w:r>
+      <w:r>
+        <w:t xml:space="preserve"> </w:t>
+      </w:r>
+      <w:r>
+        <w:t xml:space="preserve">and</w:t>
+      </w:r>
+      <w:r>
+        <w:t xml:space="preserve"> </w:t>
+      </w:r>
+      <w:r>
+        <w:rPr>
+          <w:rStyle w:val="VerbatimChar"/>
+        </w:rPr>
+        <w:t xml:space="preserve">library(tidyverse)</w:t>
+      </w:r>
+      <w:r>
+        <w:t xml:space="preserve">?</w:t>
+      </w:r>
+    </w:p>
+    <w:p>
+      <w:pPr>
+        <w:pStyle w:val="Compact"/>
+        <w:numPr>
+          <w:ilvl w:val="0"/>
+          <w:numId w:val="1012"/>
+        </w:numPr>
+      </w:pPr>
+      <w:r>
+        <w:rPr>
+          <w:b/>
+          <w:bCs/>
+        </w:rPr>
+        <w:t xml:space="preserve">Spelling?</w:t>
+      </w:r>
+      <w:r>
+        <w:t xml:space="preserve"> </w:t>
+      </w:r>
+      <w:r>
+        <w:t xml:space="preserve">R is</w:t>
+      </w:r>
+      <w:r>
+        <w:t xml:space="preserve"> </w:t>
+      </w:r>
+      <w:r>
+        <w:rPr>
+          <w:b/>
+          <w:bCs/>
+        </w:rPr>
+        <w:t xml:space="preserve">case-sensitive</w:t>
+      </w:r>
+      <w:r>
+        <w:t xml:space="preserve"> </w:t>
+      </w:r>
+      <w:r>
+        <w:t xml:space="preserve">—</w:t>
+      </w:r>
+      <w:r>
+        <w:t xml:space="preserve"> </w:t>
+      </w:r>
+      <w:r>
+        <w:rPr>
+          <w:rStyle w:val="VerbatimChar"/>
+        </w:rPr>
+        <w:t xml:space="preserve">"Sunny"</w:t>
+      </w:r>
+      <w:r>
+        <w:t xml:space="preserve"> </w:t>
+      </w:r>
+      <w:r>
+        <w:t xml:space="preserve">≠</w:t>
+      </w:r>
+      <w:r>
+        <w:t xml:space="preserve"> </w:t>
+      </w:r>
+      <w:r>
+        <w:rPr>
+          <w:rStyle w:val="VerbatimChar"/>
+        </w:rPr>
+        <w:t xml:space="preserve">"sunny"</w:t>
+      </w:r>
+      <w:r>
+        <w:t xml:space="preserve">. Check with</w:t>
+      </w:r>
+      <w:r>
+        <w:t xml:space="preserve"> </w:t>
+      </w:r>
+      <w:r>
+        <w:rPr>
+          <w:rStyle w:val="VerbatimChar"/>
+        </w:rPr>
+        <w:t xml:space="preserve">names(tree_df)</w:t>
+      </w:r>
+      <w:r>
+        <w:t xml:space="preserve">.</w:t>
+      </w:r>
+    </w:p>
+    <w:p>
+      <w:pPr>
+        <w:pStyle w:val="Compact"/>
+        <w:numPr>
+          <w:ilvl w:val="0"/>
+          <w:numId w:val="1012"/>
+        </w:numPr>
+      </w:pPr>
+      <w:r>
+        <w:rPr>
+          <w:b/>
+          <w:bCs/>
+        </w:rPr>
+        <w:t xml:space="preserve">File not found?</w:t>
+      </w:r>
+      <w:r>
+        <w:t xml:space="preserve"> </w:t>
+      </w:r>
+      <w:r>
+        <w:t xml:space="preserve">Check with</w:t>
+      </w:r>
+      <w:r>
+        <w:t xml:space="preserve"> </w:t>
+      </w:r>
+      <w:r>
+        <w:rPr>
+          <w:rStyle w:val="VerbatimChar"/>
+        </w:rPr>
+        <w:t xml:space="preserve">getwd()</w:t>
+      </w:r>
+      <w:r>
+        <w:t xml:space="preserve"> </w:t>
+      </w:r>
+      <w:r>
+        <w:t xml:space="preserve">and confirm the</w:t>
+      </w:r>
+      <w:r>
+        <w:t xml:space="preserve"> </w:t>
+      </w:r>
+      <w:r>
+        <w:rPr>
+          <w:rStyle w:val="VerbatimChar"/>
+        </w:rPr>
+        <w:t xml:space="preserve">data/</w:t>
+      </w:r>
+      <w:r>
+        <w:t xml:space="preserve"> </w:t>
+      </w:r>
+      <w:r>
+        <w:t xml:space="preserve">folder is inside your project.</w:t>
+      </w:r>
+    </w:p>
+    <w:p>
+      <w:pPr>
+        <w:pStyle w:val="Compact"/>
+        <w:numPr>
+          <w:ilvl w:val="0"/>
+          <w:numId w:val="1012"/>
+        </w:numPr>
+      </w:pPr>
+      <w:r>
+        <w:rPr>
+          <w:b/>
+          <w:bCs/>
+        </w:rPr>
         <w:t xml:space="preserve">Cheat sheets</w:t>
       </w:r>
       <w:r>
@@ -4102,7 +4761,7 @@
       <w:r>
         <w:t xml:space="preserve"> </w:t>
       </w:r>
-      <w:hyperlink r:id="rId27">
+      <w:hyperlink r:id="rId34">
         <w:r>
           <w:rPr>
             <w:rStyle w:val="Hyperlink"/>
@@ -4116,7 +4775,7 @@
         <w:pStyle w:val="Compact"/>
         <w:numPr>
           <w:ilvl w:val="0"/>
-          <w:numId w:val="1010"/>
+          <w:numId w:val="1012"/>
         </w:numPr>
       </w:pPr>
       <w:r>
@@ -4200,7 +4859,7 @@
           <w:i/>
           <w:iCs/>
         </w:rPr>
-        <w:t xml:space="preserve">End of Worksheet 05. Next: Worksheet 06 will cover summary statistics — mean, median, SD, SE,</w:t>
+        <w:t xml:space="preserve">End of the Wrangling worksheet. Next: summary statistics — mean, median, SD, SE,</w:t>
       </w:r>
       <w:r>
         <w:rPr>
@@ -4276,7 +4935,7 @@
         <w:t xml:space="preserve">.</w:t>
       </w:r>
     </w:p>
-    <w:bookmarkEnd w:id="28"/>
+    <w:bookmarkEnd w:id="35"/>
     <w:sectPr>
       <w:pgSz w:h="15840" w:w="12240"/>
       <w:pgMar w:bottom="1440" w:footer="720" w:gutter="0" w:header="720" w:left="1440" w:right="1440" w:top="1440"/>
@@ -4710,6 +5369,66 @@
     <w:abstractNumId w:val="992"/>
   </w:num>
   <w:num w:numId="1010">
+    <w:abstractNumId w:val="99411"/>
+    <w:lvlOverride w:ilvl="0">
+      <w:startOverride w:val="1"/>
+    </w:lvlOverride>
+    <w:lvlOverride w:ilvl="1">
+      <w:startOverride w:val="1"/>
+    </w:lvlOverride>
+    <w:lvlOverride w:ilvl="2">
+      <w:startOverride w:val="1"/>
+    </w:lvlOverride>
+    <w:lvlOverride w:ilvl="3">
+      <w:startOverride w:val="1"/>
+    </w:lvlOverride>
+    <w:lvlOverride w:ilvl="4">
+      <w:startOverride w:val="1"/>
+    </w:lvlOverride>
+    <w:lvlOverride w:ilvl="5">
+      <w:startOverride w:val="1"/>
+    </w:lvlOverride>
+    <w:lvlOverride w:ilvl="6">
+      <w:startOverride w:val="1"/>
+    </w:lvlOverride>
+    <w:lvlOverride w:ilvl="7">
+      <w:startOverride w:val="1"/>
+    </w:lvlOverride>
+    <w:lvlOverride w:ilvl="8">
+      <w:startOverride w:val="1"/>
+    </w:lvlOverride>
+  </w:num>
+  <w:num w:numId="1011">
+    <w:abstractNumId w:val="99411"/>
+    <w:lvlOverride w:ilvl="0">
+      <w:startOverride w:val="1"/>
+    </w:lvlOverride>
+    <w:lvlOverride w:ilvl="1">
+      <w:startOverride w:val="1"/>
+    </w:lvlOverride>
+    <w:lvlOverride w:ilvl="2">
+      <w:startOverride w:val="1"/>
+    </w:lvlOverride>
+    <w:lvlOverride w:ilvl="3">
+      <w:startOverride w:val="1"/>
+    </w:lvlOverride>
+    <w:lvlOverride w:ilvl="4">
+      <w:startOverride w:val="1"/>
+    </w:lvlOverride>
+    <w:lvlOverride w:ilvl="5">
+      <w:startOverride w:val="1"/>
+    </w:lvlOverride>
+    <w:lvlOverride w:ilvl="6">
+      <w:startOverride w:val="1"/>
+    </w:lvlOverride>
+    <w:lvlOverride w:ilvl="7">
+      <w:startOverride w:val="1"/>
+    </w:lvlOverride>
+    <w:lvlOverride w:ilvl="8">
+      <w:startOverride w:val="1"/>
+    </w:lvlOverride>
+  </w:num>
+  <w:num w:numId="1012">
     <w:abstractNumId w:val="99411"/>
     <w:lvlOverride w:ilvl="0">
       <w:startOverride w:val="1"/>

--- a/docs/content/wrangling/wrangling_activity.docx
+++ b/docs/content/wrangling/wrangling_activity.docx
@@ -31,7 +31,7 @@
         <w:pStyle w:val="Date"/>
       </w:pPr>
       <w:r>
-        <w:t xml:space="preserve">2026-08-27</w:t>
+        <w:t xml:space="preserve">2026-09-01</w:t>
       </w:r>
     </w:p>
     <w:bookmarkStart w:id="13" w:name="wrangling-our-leaf-data"/>

--- a/docs/content/wrangling/wrangling_activity.docx
+++ b/docs/content/wrangling/wrangling_activity.docx
@@ -31,7 +31,7 @@
         <w:pStyle w:val="Date"/>
       </w:pPr>
       <w:r>
-        <w:t xml:space="preserve">2026-09-01</w:t>
+        <w:t xml:space="preserve">2026-09-03</w:t>
       </w:r>
     </w:p>
     <w:bookmarkStart w:id="13" w:name="wrangling-our-leaf-data"/>

--- a/docs/content/wrangling/wrangling_activity.docx
+++ b/docs/content/wrangling/wrangling_activity.docx
@@ -6211,8 +6211,8 @@
       <w:rFonts w:asciiTheme="majorHAnsi" w:cstheme="majorBidi" w:eastAsiaTheme="majorEastAsia" w:hAnsiTheme="majorHAnsi"/>
       <w:spacing w:val="-10"/>
       <w:kern w:val="28"/>
-      <w:sz w:val="56"/>
-      <w:szCs w:val="56"/>
+      <w:sz w:val="40"/>
+      <w:szCs w:val="40"/>
     </w:rPr>
   </w:style>
   <w:style w:customStyle="1" w:styleId="TitleChar" w:type="character">
@@ -6225,8 +6225,8 @@
       <w:rFonts w:asciiTheme="majorHAnsi" w:cstheme="majorBidi" w:eastAsiaTheme="majorEastAsia" w:hAnsiTheme="majorHAnsi"/>
       <w:spacing w:val="-10"/>
       <w:kern w:val="28"/>
-      <w:sz w:val="56"/>
-      <w:szCs w:val="56"/>
+      <w:sz w:val="40"/>
+      <w:szCs w:val="40"/>
     </w:rPr>
   </w:style>
   <w:style w:styleId="Subtitle" w:type="paragraph">

--- a/docs/content/wrangling/wrangling_activity.docx
+++ b/docs/content/wrangling/wrangling_activity.docx
@@ -31,7 +31,7 @@
         <w:pStyle w:val="Date"/>
       </w:pPr>
       <w:r>
-        <w:t xml:space="preserve">2026-09-03</w:t>
+        <w:t xml:space="preserve">2026-09-04</w:t>
       </w:r>
     </w:p>
     <w:bookmarkStart w:id="13" w:name="wrangling-our-leaf-data"/>
